--- a/docs/Bitcoin_Primer_One_Sheeter.docx
+++ b/docs/Bitcoin_Primer_One_Sheeter.docx
@@ -11,7 +11,7 @@
         <w:rPr>
           <w:b/>
           <w:bCs/>
-          <w:color w:val="1A5276"/>
+          <w:color w:val="062F5C"/>
           <w:sz w:val="28"/>
           <w:szCs w:val="28"/>
         </w:rPr>
@@ -98,7 +98,7 @@
               <w:rPr>
                 <w:b/>
                 <w:bCs/>
-                <w:color w:val="1A5276"/>
+                <w:color w:val="062F5C"/>
                 <w:sz w:val="22"/>
                 <w:szCs w:val="22"/>
               </w:rPr>
@@ -146,7 +146,7 @@
               <w:rPr>
                 <w:b/>
                 <w:bCs/>
-                <w:color w:val="1A5276"/>
+                <w:color w:val="062F5C"/>
                 <w:sz w:val="22"/>
                 <w:szCs w:val="22"/>
               </w:rPr>
@@ -194,7 +194,7 @@
               <w:rPr>
                 <w:b/>
                 <w:bCs/>
-                <w:color w:val="1A5276"/>
+                <w:color w:val="062F5C"/>
                 <w:sz w:val="22"/>
                 <w:szCs w:val="22"/>
               </w:rPr>
@@ -242,7 +242,7 @@
               <w:rPr>
                 <w:b/>
                 <w:bCs/>
-                <w:color w:val="1A5276"/>
+                <w:color w:val="062F5C"/>
                 <w:sz w:val="22"/>
                 <w:szCs w:val="22"/>
               </w:rPr>
@@ -502,7 +502,7 @@
               <w:rPr>
                 <w:b/>
                 <w:bCs/>
-                <w:color w:val="1A5276"/>
+                <w:color w:val="062F5C"/>
                 <w:sz w:val="18"/>
                 <w:szCs w:val="18"/>
               </w:rPr>
@@ -517,7 +517,7 @@
               <w:rPr>
                 <w:b/>
                 <w:bCs/>
-                <w:color w:val="1A5276"/>
+                <w:color w:val="062F5C"/>
                 <w:sz w:val="18"/>
                 <w:szCs w:val="18"/>
               </w:rPr>
@@ -611,7 +611,7 @@
               <w:rPr>
                 <w:b/>
                 <w:bCs/>
-                <w:color w:val="1A5276"/>
+                <w:color w:val="062F5C"/>
                 <w:sz w:val="18"/>
                 <w:szCs w:val="18"/>
               </w:rPr>
@@ -705,7 +705,7 @@
               <w:rPr>
                 <w:b/>
                 <w:bCs/>
-                <w:color w:val="1A5276"/>
+                <w:color w:val="062F5C"/>
                 <w:sz w:val="18"/>
                 <w:szCs w:val="18"/>
               </w:rPr>
@@ -799,7 +799,7 @@
               <w:rPr>
                 <w:b/>
                 <w:bCs/>
-                <w:color w:val="1A5276"/>
+                <w:color w:val="062F5C"/>
                 <w:sz w:val="18"/>
                 <w:szCs w:val="18"/>
               </w:rPr>
@@ -814,7 +814,7 @@
               <w:rPr>
                 <w:b/>
                 <w:bCs/>
-                <w:color w:val="1A5276"/>
+                <w:color w:val="062F5C"/>
                 <w:sz w:val="18"/>
                 <w:szCs w:val="18"/>
               </w:rPr>
@@ -908,7 +908,7 @@
               <w:rPr>
                 <w:b/>
                 <w:bCs/>
-                <w:color w:val="1A5276"/>
+                <w:color w:val="062F5C"/>
                 <w:sz w:val="18"/>
                 <w:szCs w:val="18"/>
               </w:rPr>
